--- a/res/synthetic_fascicoli/fascicoli/fascicolo_sintetico_037/sentenza.docx
+++ b/res/synthetic_fascicoli/fascicoli/fascicolo_sintetico_037/sentenza.docx
@@ -338,7 +338,7 @@
               <w:rStyle w:val="PlaceholderText"/>
               <w:lang w:val="en-US"/>
             </w:rPr>
-            <w:t>306/2025</w:t>
+            <w:t>948/2024</w:t>
           </w:r>
         </w:sdtContent>
       </w:sdt>
@@ -400,7 +400,7 @@
               <w:rStyle w:val="PlaceholderText"/>
               <w:lang w:val="en-US"/>
             </w:rPr>
-            <w:t>Elena Rossi</w:t>
+            <w:t>Beatriz Barbosa-Costa</w:t>
           </w:r>
         </w:sdtContent>
       </w:sdt>
@@ -444,7 +444,7 @@
               <w:rStyle w:val="PlaceholderText"/>
               <w:lang w:val="en-US"/>
             </w:rPr>
-            <w:t>Chiara Costa</w:t>
+            <w:t>Mateus Barbosa, Beatriz Cardoso</w:t>
           </w:r>
         </w:sdtContent>
       </w:sdt>
@@ -588,7 +588,7 @@
               <w:rStyle w:val="PlaceholderText"/>
               <w:lang w:val="en-US"/>
             </w:rPr>
-            <w:t/>
+            <w:t>Carlos Nunes, Pedro Souza</w:t>
           </w:r>
         </w:p>
       </w:sdtContent>
@@ -624,7 +624,7 @@
               <w:rStyle w:val="PlaceholderText"/>
               <w:lang w:val="en-US"/>
             </w:rPr>
-            <w:t/>
+            <w:t>con il patrocinio dell'Avv.</w:t>
           </w:r>
         </w:p>
       </w:sdtContent>
@@ -805,7 +805,7 @@
             <w:rPr>
               <w:rStyle w:val="PlaceholderText"/>
             </w:rPr>
-            <w:t>19-06-2025</w:t>
+            <w:t>25-01-2025</w:t>
           </w:r>
         </w:sdtContent>
       </w:sdt>
@@ -866,7 +866,7 @@
               <w:rStyle w:val="PlaceholderText"/>
               <w:lang w:val="en-US"/>
             </w:rPr>
-            <w:t/>
+            <w:t>1.1.1. In data 26-04-2025, Carlos Nunes è intervenuto volontariamente in giudizio, in qualità di discendente dal medesimo avo.[ 1.1.1. In data 13-09-2024, Pedro Souza è intervenuto volontariamente in giudizio, in qualità di discendente dal medesimo avo.[</w:t>
           </w:r>
         </w:p>
       </w:sdtContent>
@@ -909,7 +909,7 @@
               <w:rStyle w:val="PlaceholderText"/>
               <w:lang w:val="en-US"/>
             </w:rPr>
-            <w:t>Nonostante la regolare notificazione del ricorso, il Ministero dell'Interno non si è costituito.</w:t>
+            <w:t>Il Ministero dell'Interno, tramite l'Avvocatura Distrettuale dello Stato di Brescia, si è costituito in giudizio il 11-09-2024.</w:t>
           </w:r>
         </w:sdtContent>
       </w:sdt>
@@ -1034,7 +1034,7 @@
             <w:rPr>
               <w:rStyle w:val="PlaceholderText"/>
             </w:rPr>
-            <w:t>Sara Carlo Marini</w:t>
+            <w:t>Juliana Maria Pereira</w:t>
           </w:r>
         </w:sdtContent>
       </w:sdt>
@@ -1092,7 +1092,7 @@
               <w:rStyle w:val="PlaceholderText"/>
               <w:lang w:val="en-US"/>
             </w:rPr>
-            <w:t>Mantova</w:t>
+            <w:t>Cremona</w:t>
           </w:r>
         </w:sdtContent>
       </w:sdt>
@@ -1149,7 +1149,7 @@
               <w:rStyle w:val="PlaceholderText"/>
               <w:lang w:val="en-US"/>
             </w:rPr>
-            <w:t>24-03-1856</w:t>
+            <w:t>27-09-1842</w:t>
           </w:r>
         </w:sdtContent>
       </w:sdt>
@@ -1368,7 +1368,7 @@
               <w:rStyle w:val="PlaceholderText"/>
               <w:lang w:val="en-US"/>
             </w:rPr>
-            <w:t>Linea di discendenza allegata: Sara Carlo Marini -&gt; Marco Moretti -&gt; Elena Rossi -&gt; Sara Ana Marini -&gt; Elena Rossi</w:t>
+            <w:t>Linea di discendenza allegata: Juliana Maria Pereira -&gt; Joao Joao Nunes Pereira -&gt; Maria Ana Souza -&gt; Larissa Costa -&gt; Beatriz Barbosa-Costa</w:t>
           </w:r>
         </w:sdtContent>
       </w:sdt>
@@ -1419,7 +1419,7 @@
               <w:rStyle w:val="PlaceholderText"/>
               <w:lang w:val="en-US"/>
             </w:rPr>
-            <w:t/>
+            <w:t>2.1. Il terzo intervenuto ha rivendicato di essere discendente dallo stesso avo.</w:t>
           </w:r>
         </w:p>
       </w:sdtContent>
@@ -2803,7 +2803,7 @@
               <w:rStyle w:val="PlaceholderText"/>
               <w:lang w:val="en-US"/>
             </w:rPr>
-            <w:t>Di contro, il Ministero dell'Interno non si è costituito.</w:t>
+            <w:t>Di contro, il Ministero dell'Interno si è limitato a evocare l'accertamento di eventuali fattispecie estintive del diritto, senza nemmeno allegarle (né aver provato una richiesta di informazioni all'Autorità Consolare).</w:t>
           </w:r>
         </w:p>
       </w:sdtContent>
@@ -2941,7 +2941,7 @@
               <w:rFonts w:ascii="Garamond" w:hAnsi="Garamond"/>
               <w:bCs/>
             </w:rPr>
-            <w:t/>
+            <w:t>4.1. La domanda del terzo intervenuto è inammissibile. L'art. 105 co. 1 c.p.c., infatti, consente l'intervento volontario «in un processo tra altre persone per far valere, in confronto di tutte le parti o di alcune di esse, un diritto relativo all'oggetto o dipendente dal titolo dedotto nel processo medesimo». Nel caso concreto, invece, il terzo ha chiesto di accertare un autonomo diritto allo status di cittadino, non connesso oggettivamente né dipendente da quello dei ricorrenti (cui è accomunato soltanto dall'avo).</w:t>
           </w:r>
           <w:proofErr w:type="spellStart"/>
           <w:proofErr w:type="spellEnd"/>
@@ -3145,7 +3145,7 @@
               <w:rFonts w:ascii="Garamond" w:hAnsi="Garamond"/>
               <w:bCs/>
             </w:rPr>
-            <w:t/>
+            <w:t>Questo vale anche nei confronti delle parti le cui domande sono state dichiarate inammissibili o improcedibili (viste la serialità della questione per l'Avvocatura dello Stato e la natura prettamente formale della sua costituzione).</w:t>
           </w:r>
         </w:p>
       </w:sdtContent>
@@ -3247,7 +3247,7 @@
               <w:rStyle w:val="PlaceholderText"/>
               <w:lang w:val="en-US"/>
             </w:rPr>
-            <w:t>Elena Rossi, nata a Porto Alegre il 03-06-2008</w:t>
+            <w:t>Beatriz Barbosa-Costa, nato/a a Niteroi il 27-04-1963</w:t>
           </w:r>
         </w:p>
       </w:sdtContent>
@@ -3361,7 +3361,7 @@
               <w:rStyle w:val="PlaceholderText"/>
               <w:lang w:val="en-US"/>
             </w:rPr>
-            <w:t/>
+            <w:t>dichiara inammissibile la domanda presentata da Carlos Nunes, Pedro Souza;</w:t>
           </w:r>
         </w:p>
       </w:sdtContent>
